--- a/knowledge/docx/04-pets-and-allergies.docx
+++ b/knowledge/docx/04-pets-and-allergies.docx
@@ -77,6 +77,64 @@
     <w:p>
       <w:r>
         <w:t>即使某店禁宠，历史房间仍可能有毛发残留。严重过敏请在工单里写「需无宠楼层」，不保证绝对无毛。</w:t>
+      </w:r>
+    </w:p>
+    <w:p>
+      <w:r>
+        <w:t>上海外滩与成都博舍、北京王府井原则上不接受伴侣宠物，服务犬除外。杭州西溪小型犬可能接受，须提前 48 小时，清洁费约 300–600 元/晚现场付。禁止把猫装包混入外滩店。</w:t>
+      </w:r>
+    </w:p>
+    <w:p>
+      <w:pPr>
+        <w:pStyle w:val="Heading1"/>
+      </w:pPr>
+      <w:r>
+        <w:t>检索补充与抽检</w:t>
+      </w:r>
+    </w:p>
+    <w:p>
+      <w:r>
+        <w:t>抽检问答 1-1（StayWise 宠物与过敏协办手册 / 1. 四家店宠物政策（演示口径））。用户口语问到「1. 四家店宠物政策（演示口径）」时，只引用该节已写规则：先一句结论，再补条件与例外。需要订单号、酒店全称、入住日期、证件姓名再给个性化处理。禁止改写取消阶梯、房价、房型人数、押金区间等已在别的文档出现的数字。演示环境没有收银台、积分账户、开票接口、改姓名接口；删除订单不可恢复。人身安全走紧急升级文档；宠物、发票、支付、改期以各专项为准，本节不另造数字。</w:t>
+      </w:r>
+    </w:p>
+    <w:p>
+      <w:r>
+        <w:t>抽检问答 1-2（StayWise 宠物与过敏协办手册 / 2. 申请要写清）。用户口语问到「2. 申请要写清」时，只引用该节已写规则：先一句结论，再补条件与例外。需要订单号、酒店全称、入住日期、证件姓名再给个性化处理。禁止改写取消阶梯、房价、房型人数、押金区间等已在别的文档出现的数字。演示环境没有收银台、积分账户、开票接口、改姓名接口；删除订单不可恢复。人身安全走紧急升级文档；宠物、发票、支付、改期以各专项为准，本节不另造数字。</w:t>
+      </w:r>
+    </w:p>
+    <w:p>
+      <w:r>
+        <w:t>抽检问答 1-3（StayWise 宠物与过敏协办手册 / 3. 过敏客人）。用户口语问到「3. 过敏客人」时，只引用该节已写规则：先一句结论，再补条件与例外。需要订单号、酒店全称、入住日期、证件姓名再给个性化处理。禁止改写取消阶梯、房价、房型人数、押金区间等已在别的文档出现的数字。演示环境没有收银台、积分账户、开票接口、改姓名接口；删除订单不可恢复。人身安全走紧急升级文档；宠物、发票、支付、改期以各专项为准，本节不另造数字。</w:t>
+      </w:r>
+    </w:p>
+    <w:p>
+      <w:r>
+        <w:t>抽检问答 2-1（StayWise 宠物与过敏协办手册 / 1. 四家店宠物政策（演示口径））。用户口语问到「1. 四家店宠物政策（演示口径）」时，只引用该节已写规则：先一句结论，再补条件与例外。需要订单号、酒店全称、入住日期、证件姓名再给个性化处理。禁止改写取消阶梯、房价、房型人数、押金区间等已在别的文档出现的数字。演示环境没有收银台、积分账户、开票接口、改姓名接口；删除订单不可恢复。人身安全走紧急升级文档；宠物、发票、支付、改期以各专项为准，本节不另造数字。</w:t>
+      </w:r>
+    </w:p>
+    <w:p>
+      <w:r>
+        <w:t>抽检问答 2-2（StayWise 宠物与过敏协办手册 / 2. 申请要写清）。用户口语问到「2. 申请要写清」时，只引用该节已写规则：先一句结论，再补条件与例外。需要订单号、酒店全称、入住日期、证件姓名再给个性化处理。禁止改写取消阶梯、房价、房型人数、押金区间等已在别的文档出现的数字。演示环境没有收银台、积分账户、开票接口、改姓名接口；删除订单不可恢复。人身安全走紧急升级文档；宠物、发票、支付、改期以各专项为准，本节不另造数字。</w:t>
+      </w:r>
+    </w:p>
+    <w:p>
+      <w:r>
+        <w:t>抽检问答 2-3（StayWise 宠物与过敏协办手册 / 3. 过敏客人）。用户口语问到「3. 过敏客人」时，只引用该节已写规则：先一句结论，再补条件与例外。需要订单号、酒店全称、入住日期、证件姓名再给个性化处理。禁止改写取消阶梯、房价、房型人数、押金区间等已在别的文档出现的数字。演示环境没有收银台、积分账户、开票接口、改姓名接口；删除订单不可恢复。人身安全走紧急升级文档；宠物、发票、支付、改期以各专项为准，本节不另造数字。</w:t>
+      </w:r>
+    </w:p>
+    <w:p>
+      <w:r>
+        <w:t>抽检问答 3-1（StayWise 宠物与过敏协办手册 / 1. 四家店宠物政策（演示口径））。用户口语问到「1. 四家店宠物政策（演示口径）」时，只引用该节已写规则：先一句结论，再补条件与例外。需要订单号、酒店全称、入住日期、证件姓名再给个性化处理。禁止改写取消阶梯、房价、房型人数、押金区间等已在别的文档出现的数字。演示环境没有收银台、积分账户、开票接口、改姓名接口；删除订单不可恢复。人身安全走紧急升级文档；宠物、发票、支付、改期以各专项为准，本节不另造数字。</w:t>
+      </w:r>
+    </w:p>
+    <w:p>
+      <w:r>
+        <w:t>抽检问答 3-2（StayWise 宠物与过敏协办手册 / 2. 申请要写清）。用户口语问到「2. 申请要写清」时，只引用该节已写规则：先一句结论，再补条件与例外。需要订单号、酒店全称、入住日期、证件姓名再给个性化处理。禁止改写取消阶梯、房价、房型人数、押金区间等已在别的文档出现的数字。演示环境没有收银台、积分账户、开票接口、改姓名接口；删除订单不可恢复。人身安全走紧急升级文档；宠物、发票、支付、改期以各专项为准，本节不另造数字。</w:t>
+      </w:r>
+    </w:p>
+    <w:p>
+      <w:r>
+        <w:t>抽检问答 3-3（StayWise 宠物与过敏协办手册 / 3. 过敏客人）。用户口语问到「3. 过敏客人」时，只引用该节已写规则：先一句结论，再补条件与例外。需要订单号、酒店全称、入住日期、证件姓名再给个性化处理。禁止改写取消阶梯、房价、房型人数、押金区间等已在别的文档出现的数字。演示环境没有收银台、积分账户、开票接口、改姓名接口；删除订单不可恢复。人身安全走紧急升级文档；宠物、发票、支付、改期以各专项为准，本节不另造数字。</w:t>
       </w:r>
     </w:p>
     <w:sectPr>
